--- a/Lab-02/docs/25AIML043.docx
+++ b/Lab-02/docs/25AIML043.docx
@@ -1,6 +1,6 @@
 
 <file path=word/document.xml><?xml version="1.0" encoding="utf-8"?>
-<w:document xmlns:wpc="http://schemas.microsoft.com/office/word/2010/wordprocessingCanvas" xmlns:cx="http://schemas.microsoft.com/office/drawing/2014/chartex" xmlns:cx1="http://schemas.microsoft.com/office/drawing/2015/9/8/chartex" xmlns:cx2="http://schemas.microsoft.com/office/drawing/2015/10/21/chartex" xmlns:cx3="http://schemas.microsoft.com/office/drawing/2016/5/9/chartex" xmlns:cx4="http://schemas.microsoft.com/office/drawing/2016/5/10/chartex" xmlns:cx5="http://schemas.microsoft.com/office/drawing/2016/5/11/chartex" xmlns:cx6="http://schemas.microsoft.com/office/drawing/2016/5/12/chartex" xmlns:cx7="http://schemas.microsoft.com/office/drawing/2016/5/13/chartex" xmlns:cx8="http://schemas.microsoft.com/office/drawing/2016/5/14/chartex" xmlns:mc="http://schemas.openxmlformats.org/markup-compatibility/2006" xmlns:aink="http://schemas.microsoft.com/office/drawing/2016/ink" xmlns:am3d="http://schemas.microsoft.com/office/drawing/2017/model3d" xmlns:o="urn:schemas-microsoft-com:office:office" xmlns:oel="http://schemas.microsoft.com/office/2019/extlst" xmlns:r="http://schemas.openxmlformats.org/officeDocument/2006/relationships" xmlns:m="http://schemas.openxmlformats.org/officeDocument/2006/math" xmlns:v="urn:schemas-microsoft-com:vml" xmlns:wp14="http://schemas.microsoft.com/office/word/2010/wordprocessingDrawing" xmlns:wp="http://schemas.openxmlformats.org/drawingml/2006/wordprocessingDrawing" xmlns:w10="urn:schemas-microsoft-com:office:word" xmlns:w="http://schemas.openxmlformats.org/wordprocessingml/2006/main" xmlns:w14="http://schemas.microsoft.com/office/word/2010/wordml" xmlns:w15="http://schemas.microsoft.com/office/word/2012/wordml" xmlns:w16cex="http://schemas.microsoft.com/office/word/2018/wordml/cex" xmlns:w16cid="http://schemas.microsoft.com/office/word/2016/wordml/cid" xmlns:w16="http://schemas.microsoft.com/office/word/2018/wordml" xmlns:w16du="http://schemas.microsoft.com/office/word/2023/wordml/word16du" xmlns:w16sdtdh="http://schemas.microsoft.com/office/word/2020/wordml/sdtdatahash" xmlns:w16sdtfl="http://schemas.microsoft.com/office/word/2024/wordml/sdtformatlock" xmlns:w16se="http://schemas.microsoft.com/office/word/2015/wordml/symex" xmlns:wpg="http://schemas.microsoft.com/office/word/2010/wordprocessingGroup" xmlns:wpi="http://schemas.microsoft.com/office/word/2010/wordprocessingInk" xmlns:wne="http://schemas.microsoft.com/office/word/2006/wordml" xmlns:wps="http://schemas.microsoft.com/office/word/2010/wordprocessingShape" mc:Ignorable="w14 w15 w16se w16cid w16 w16cex w16sdtdh w16sdtfl w16du wp14">
+<w:document xmlns:wpc="http://schemas.microsoft.com/office/word/2010/wordprocessingCanvas" xmlns:cx="http://schemas.microsoft.com/office/drawing/2014/chartex" xmlns:cx1="http://schemas.microsoft.com/office/drawing/2015/9/8/chartex" xmlns:cx2="http://schemas.microsoft.com/office/drawing/2015/10/21/chartex" xmlns:cx3="http://schemas.microsoft.com/office/drawing/2016/5/9/chartex" xmlns:cx4="http://schemas.microsoft.com/office/drawing/2016/5/10/chartex" xmlns:cx5="http://schemas.microsoft.com/office/drawing/2016/5/11/chartex" xmlns:cx6="http://schemas.microsoft.com/office/drawing/2016/5/12/chartex" xmlns:cx7="http://schemas.microsoft.com/office/drawing/2016/5/13/chartex" xmlns:cx8="http://schemas.microsoft.com/office/drawing/2016/5/14/chartex" xmlns:mc="http://schemas.openxmlformats.org/markup-compatibility/2006" xmlns:aink="http://schemas.microsoft.com/office/drawing/2016/ink" xmlns:am3d="http://schemas.microsoft.com/office/drawing/2017/model3d" xmlns:o="urn:schemas-microsoft-com:office:office" xmlns:oel="http://schemas.microsoft.com/office/2019/extlst" xmlns:r="http://schemas.openxmlformats.org/officeDocument/2006/relationships" xmlns:m="http://schemas.openxmlformats.org/officeDocument/2006/math" xmlns:v="urn:schemas-microsoft-com:vml" xmlns:wp14="http://schemas.microsoft.com/office/word/2010/wordprocessingDrawing" xmlns:wp="http://schemas.openxmlformats.org/drawingml/2006/wordprocessingDrawing" xmlns:w10="urn:schemas-microsoft-com:office:word" xmlns:w="http://schemas.openxmlformats.org/wordprocessingml/2006/main" xmlns:w14="http://schemas.microsoft.com/office/word/2010/wordml" xmlns:w15="http://schemas.microsoft.com/office/word/2012/wordml" xmlns:w16cei="http://schemas.microsoft.com/office/word/2026/wordml/cei" xmlns:w16cex="http://schemas.microsoft.com/office/word/2018/wordml/cex" xmlns:w16cid="http://schemas.microsoft.com/office/word/2016/wordml/cid" xmlns:w16="http://schemas.microsoft.com/office/word/2018/wordml" xmlns:w16du="http://schemas.microsoft.com/office/word/2023/wordml/word16du" xmlns:w16sdtdh="http://schemas.microsoft.com/office/word/2020/wordml/sdtdatahash" xmlns:w16sdtfl="http://schemas.microsoft.com/office/word/2024/wordml/sdtformatlock" xmlns:w16se="http://schemas.microsoft.com/office/word/2015/wordml/symex" xmlns:wpg="http://schemas.microsoft.com/office/word/2010/wordprocessingGroup" xmlns:wpi="http://schemas.microsoft.com/office/word/2010/wordprocessingInk" xmlns:wne="http://schemas.microsoft.com/office/word/2006/wordml" xmlns:wps="http://schemas.microsoft.com/office/word/2010/wordprocessingShape" mc:Ignorable="w14 w15 w16se w16cid w16 w16cex w16sdtdh w16sdtfl w16du wp14">
   <w:body>
     <w:p>
       <w:pPr>
@@ -3979,7 +3979,6 @@
               </w:rPr>
               <w:t xml:space="preserve">String </w:t>
             </w:r>
-            <w:proofErr w:type="spellStart"/>
             <w:proofErr w:type="gramStart"/>
             <w:r>
               <w:rPr>
@@ -3988,7 +3987,6 @@
               </w:rPr>
               <w:t>t,int</w:t>
             </w:r>
-            <w:proofErr w:type="spellEnd"/>
             <w:proofErr w:type="gramEnd"/>
             <w:r>
               <w:rPr>
@@ -4896,23 +4894,7 @@
                 <w:sz w:val="24"/>
                 <w:szCs w:val="24"/>
               </w:rPr>
-              <w:t xml:space="preserve">("Enter </w:t>
-            </w:r>
-            <w:proofErr w:type="spellStart"/>
-            <w:r>
-              <w:rPr>
-                <w:sz w:val="24"/>
-                <w:szCs w:val="24"/>
-              </w:rPr>
-              <w:t>capcaity</w:t>
-            </w:r>
-            <w:proofErr w:type="spellEnd"/>
-            <w:r>
-              <w:rPr>
-                <w:sz w:val="24"/>
-                <w:szCs w:val="24"/>
-              </w:rPr>
-              <w:t xml:space="preserve"> of cinema:");</w:t>
+              <w:t>("Enter capcaity of cinema:");</w:t>
             </w:r>
           </w:p>
           <w:p>
@@ -10467,7 +10449,7 @@
 </file>
 
 <file path=word/endnotes.xml><?xml version="1.0" encoding="utf-8"?>
-<w:endnotes xmlns:wpc="http://schemas.microsoft.com/office/word/2010/wordprocessingCanvas" xmlns:cx="http://schemas.microsoft.com/office/drawing/2014/chartex" xmlns:cx1="http://schemas.microsoft.com/office/drawing/2015/9/8/chartex" xmlns:cx2="http://schemas.microsoft.com/office/drawing/2015/10/21/chartex" xmlns:cx3="http://schemas.microsoft.com/office/drawing/2016/5/9/chartex" xmlns:cx4="http://schemas.microsoft.com/office/drawing/2016/5/10/chartex" xmlns:cx5="http://schemas.microsoft.com/office/drawing/2016/5/11/chartex" xmlns:cx6="http://schemas.microsoft.com/office/drawing/2016/5/12/chartex" xmlns:cx7="http://schemas.microsoft.com/office/drawing/2016/5/13/chartex" xmlns:cx8="http://schemas.microsoft.com/office/drawing/2016/5/14/chartex" xmlns:mc="http://schemas.openxmlformats.org/markup-compatibility/2006" xmlns:aink="http://schemas.microsoft.com/office/drawing/2016/ink" xmlns:am3d="http://schemas.microsoft.com/office/drawing/2017/model3d" xmlns:o="urn:schemas-microsoft-com:office:office" xmlns:oel="http://schemas.microsoft.com/office/2019/extlst" xmlns:r="http://schemas.openxmlformats.org/officeDocument/2006/relationships" xmlns:m="http://schemas.openxmlformats.org/officeDocument/2006/math" xmlns:v="urn:schemas-microsoft-com:vml" xmlns:wp14="http://schemas.microsoft.com/office/word/2010/wordprocessingDrawing" xmlns:wp="http://schemas.openxmlformats.org/drawingml/2006/wordprocessingDrawing" xmlns:w10="urn:schemas-microsoft-com:office:word" xmlns:w="http://schemas.openxmlformats.org/wordprocessingml/2006/main" xmlns:w14="http://schemas.microsoft.com/office/word/2010/wordml" xmlns:w15="http://schemas.microsoft.com/office/word/2012/wordml" xmlns:w16cex="http://schemas.microsoft.com/office/word/2018/wordml/cex" xmlns:w16cid="http://schemas.microsoft.com/office/word/2016/wordml/cid" xmlns:w16="http://schemas.microsoft.com/office/word/2018/wordml" xmlns:w16du="http://schemas.microsoft.com/office/word/2023/wordml/word16du" xmlns:w16sdtdh="http://schemas.microsoft.com/office/word/2020/wordml/sdtdatahash" xmlns:w16sdtfl="http://schemas.microsoft.com/office/word/2024/wordml/sdtformatlock" xmlns:w16se="http://schemas.microsoft.com/office/word/2015/wordml/symex" xmlns:wpg="http://schemas.microsoft.com/office/word/2010/wordprocessingGroup" xmlns:wpi="http://schemas.microsoft.com/office/word/2010/wordprocessingInk" xmlns:wne="http://schemas.microsoft.com/office/word/2006/wordml" xmlns:wps="http://schemas.microsoft.com/office/word/2010/wordprocessingShape" mc:Ignorable="w14 w15 w16se w16cid w16 w16cex w16sdtdh w16sdtfl w16du wp14">
+<w:endnotes xmlns:wpc="http://schemas.microsoft.com/office/word/2010/wordprocessingCanvas" xmlns:cx="http://schemas.microsoft.com/office/drawing/2014/chartex" xmlns:cx1="http://schemas.microsoft.com/office/drawing/2015/9/8/chartex" xmlns:cx2="http://schemas.microsoft.com/office/drawing/2015/10/21/chartex" xmlns:cx3="http://schemas.microsoft.com/office/drawing/2016/5/9/chartex" xmlns:cx4="http://schemas.microsoft.com/office/drawing/2016/5/10/chartex" xmlns:cx5="http://schemas.microsoft.com/office/drawing/2016/5/11/chartex" xmlns:cx6="http://schemas.microsoft.com/office/drawing/2016/5/12/chartex" xmlns:cx7="http://schemas.microsoft.com/office/drawing/2016/5/13/chartex" xmlns:cx8="http://schemas.microsoft.com/office/drawing/2016/5/14/chartex" xmlns:mc="http://schemas.openxmlformats.org/markup-compatibility/2006" xmlns:aink="http://schemas.microsoft.com/office/drawing/2016/ink" xmlns:am3d="http://schemas.microsoft.com/office/drawing/2017/model3d" xmlns:o="urn:schemas-microsoft-com:office:office" xmlns:oel="http://schemas.microsoft.com/office/2019/extlst" xmlns:r="http://schemas.openxmlformats.org/officeDocument/2006/relationships" xmlns:m="http://schemas.openxmlformats.org/officeDocument/2006/math" xmlns:v="urn:schemas-microsoft-com:vml" xmlns:wp14="http://schemas.microsoft.com/office/word/2010/wordprocessingDrawing" xmlns:wp="http://schemas.openxmlformats.org/drawingml/2006/wordprocessingDrawing" xmlns:w10="urn:schemas-microsoft-com:office:word" xmlns:w="http://schemas.openxmlformats.org/wordprocessingml/2006/main" xmlns:w14="http://schemas.microsoft.com/office/word/2010/wordml" xmlns:w15="http://schemas.microsoft.com/office/word/2012/wordml" xmlns:w16cei="http://schemas.microsoft.com/office/word/2026/wordml/cei" xmlns:w16cex="http://schemas.microsoft.com/office/word/2018/wordml/cex" xmlns:w16cid="http://schemas.microsoft.com/office/word/2016/wordml/cid" xmlns:w16="http://schemas.microsoft.com/office/word/2018/wordml" xmlns:w16du="http://schemas.microsoft.com/office/word/2023/wordml/word16du" xmlns:w16sdtdh="http://schemas.microsoft.com/office/word/2020/wordml/sdtdatahash" xmlns:w16sdtfl="http://schemas.microsoft.com/office/word/2024/wordml/sdtformatlock" xmlns:w16se="http://schemas.microsoft.com/office/word/2015/wordml/symex" xmlns:wpg="http://schemas.microsoft.com/office/word/2010/wordprocessingGroup" xmlns:wpi="http://schemas.microsoft.com/office/word/2010/wordprocessingInk" xmlns:wne="http://schemas.microsoft.com/office/word/2006/wordml" xmlns:wps="http://schemas.microsoft.com/office/word/2010/wordprocessingShape" mc:Ignorable="w14 w15 w16se w16cid w16 w16cex w16sdtdh w16sdtfl w16du wp14">
   <w:endnote w:type="separator" w:id="-1">
     <w:p>
       <w:pPr>
@@ -10492,10 +10474,13 @@
 </file>
 
 <file path=word/footer1.xml><?xml version="1.0" encoding="utf-8"?>
-<w:ftr xmlns:wpc="http://schemas.microsoft.com/office/word/2010/wordprocessingCanvas" xmlns:cx="http://schemas.microsoft.com/office/drawing/2014/chartex" xmlns:cx1="http://schemas.microsoft.com/office/drawing/2015/9/8/chartex" xmlns:cx2="http://schemas.microsoft.com/office/drawing/2015/10/21/chartex" xmlns:cx3="http://schemas.microsoft.com/office/drawing/2016/5/9/chartex" xmlns:cx4="http://schemas.microsoft.com/office/drawing/2016/5/10/chartex" xmlns:cx5="http://schemas.microsoft.com/office/drawing/2016/5/11/chartex" xmlns:cx6="http://schemas.microsoft.com/office/drawing/2016/5/12/chartex" xmlns:cx7="http://schemas.microsoft.com/office/drawing/2016/5/13/chartex" xmlns:cx8="http://schemas.microsoft.com/office/drawing/2016/5/14/chartex" xmlns:mc="http://schemas.openxmlformats.org/markup-compatibility/2006" xmlns:aink="http://schemas.microsoft.com/office/drawing/2016/ink" xmlns:am3d="http://schemas.microsoft.com/office/drawing/2017/model3d" xmlns:o="urn:schemas-microsoft-com:office:office" xmlns:oel="http://schemas.microsoft.com/office/2019/extlst" xmlns:r="http://schemas.openxmlformats.org/officeDocument/2006/relationships" xmlns:m="http://schemas.openxmlformats.org/officeDocument/2006/math" xmlns:v="urn:schemas-microsoft-com:vml" xmlns:wp14="http://schemas.microsoft.com/office/word/2010/wordprocessingDrawing" xmlns:wp="http://schemas.openxmlformats.org/drawingml/2006/wordprocessingDrawing" xmlns:w10="urn:schemas-microsoft-com:office:word" xmlns:w="http://schemas.openxmlformats.org/wordprocessingml/2006/main" xmlns:w14="http://schemas.microsoft.com/office/word/2010/wordml" xmlns:w15="http://schemas.microsoft.com/office/word/2012/wordml" xmlns:w16cex="http://schemas.microsoft.com/office/word/2018/wordml/cex" xmlns:w16cid="http://schemas.microsoft.com/office/word/2016/wordml/cid" xmlns:w16="http://schemas.microsoft.com/office/word/2018/wordml" xmlns:w16du="http://schemas.microsoft.com/office/word/2023/wordml/word16du" xmlns:w16sdtdh="http://schemas.microsoft.com/office/word/2020/wordml/sdtdatahash" xmlns:w16sdtfl="http://schemas.microsoft.com/office/word/2024/wordml/sdtformatlock" xmlns:w16se="http://schemas.microsoft.com/office/word/2015/wordml/symex" xmlns:wpg="http://schemas.microsoft.com/office/word/2010/wordprocessingGroup" xmlns:wpi="http://schemas.microsoft.com/office/word/2010/wordprocessingInk" xmlns:wne="http://schemas.microsoft.com/office/word/2006/wordml" xmlns:wps="http://schemas.microsoft.com/office/word/2010/wordprocessingShape" mc:Ignorable="w14 w15 w16se w16cid w16 w16cex w16sdtdh w16sdtfl w16du wp14">
+<w:ftr xmlns:wpc="http://schemas.microsoft.com/office/word/2010/wordprocessingCanvas" xmlns:cx="http://schemas.microsoft.com/office/drawing/2014/chartex" xmlns:cx1="http://schemas.microsoft.com/office/drawing/2015/9/8/chartex" xmlns:cx2="http://schemas.microsoft.com/office/drawing/2015/10/21/chartex" xmlns:cx3="http://schemas.microsoft.com/office/drawing/2016/5/9/chartex" xmlns:cx4="http://schemas.microsoft.com/office/drawing/2016/5/10/chartex" xmlns:cx5="http://schemas.microsoft.com/office/drawing/2016/5/11/chartex" xmlns:cx6="http://schemas.microsoft.com/office/drawing/2016/5/12/chartex" xmlns:cx7="http://schemas.microsoft.com/office/drawing/2016/5/13/chartex" xmlns:cx8="http://schemas.microsoft.com/office/drawing/2016/5/14/chartex" xmlns:mc="http://schemas.openxmlformats.org/markup-compatibility/2006" xmlns:aink="http://schemas.microsoft.com/office/drawing/2016/ink" xmlns:am3d="http://schemas.microsoft.com/office/drawing/2017/model3d" xmlns:o="urn:schemas-microsoft-com:office:office" xmlns:oel="http://schemas.microsoft.com/office/2019/extlst" xmlns:r="http://schemas.openxmlformats.org/officeDocument/2006/relationships" xmlns:m="http://schemas.openxmlformats.org/officeDocument/2006/math" xmlns:v="urn:schemas-microsoft-com:vml" xmlns:wp14="http://schemas.microsoft.com/office/word/2010/wordprocessingDrawing" xmlns:wp="http://schemas.openxmlformats.org/drawingml/2006/wordprocessingDrawing" xmlns:w10="urn:schemas-microsoft-com:office:word" xmlns:w="http://schemas.openxmlformats.org/wordprocessingml/2006/main" xmlns:w14="http://schemas.microsoft.com/office/word/2010/wordml" xmlns:w15="http://schemas.microsoft.com/office/word/2012/wordml" xmlns:w16cei="http://schemas.microsoft.com/office/word/2026/wordml/cei" xmlns:w16cex="http://schemas.microsoft.com/office/word/2018/wordml/cex" xmlns:w16cid="http://schemas.microsoft.com/office/word/2016/wordml/cid" xmlns:w16="http://schemas.microsoft.com/office/word/2018/wordml" xmlns:w16du="http://schemas.microsoft.com/office/word/2023/wordml/word16du" xmlns:w16sdtdh="http://schemas.microsoft.com/office/word/2020/wordml/sdtdatahash" xmlns:w16sdtfl="http://schemas.microsoft.com/office/word/2024/wordml/sdtformatlock" xmlns:w16se="http://schemas.microsoft.com/office/word/2015/wordml/symex" xmlns:wpg="http://schemas.microsoft.com/office/word/2010/wordprocessingGroup" xmlns:wpi="http://schemas.microsoft.com/office/word/2010/wordprocessingInk" xmlns:wne="http://schemas.microsoft.com/office/word/2006/wordml" xmlns:wps="http://schemas.microsoft.com/office/word/2010/wordprocessingShape" mc:Ignorable="w14 w15 w16se w16cid w16 w16cex w16sdtdh w16sdtfl w16du wp14">
   <w:p>
     <w:pPr>
       <w:pStyle w:val="Footer"/>
+      <w:tabs>
+        <w:tab w:val="left" w:pos="2171"/>
+      </w:tabs>
       <w:rPr>
         <w:lang w:val="en-US"/>
       </w:rPr>
@@ -10505,6 +10490,12 @@
         <w:lang w:val="en-US"/>
       </w:rPr>
       <w:t>25AIML043</w:t>
+    </w:r>
+    <w:r>
+      <w:rPr>
+        <w:lang w:val="en-US"/>
+      </w:rPr>
+      <w:tab/>
     </w:r>
     <w:r>
       <w:rPr>
@@ -10567,7 +10558,7 @@
 </file>
 
 <file path=word/footnotes.xml><?xml version="1.0" encoding="utf-8"?>
-<w:footnotes xmlns:wpc="http://schemas.microsoft.com/office/word/2010/wordprocessingCanvas" xmlns:cx="http://schemas.microsoft.com/office/drawing/2014/chartex" xmlns:cx1="http://schemas.microsoft.com/office/drawing/2015/9/8/chartex" xmlns:cx2="http://schemas.microsoft.com/office/drawing/2015/10/21/chartex" xmlns:cx3="http://schemas.microsoft.com/office/drawing/2016/5/9/chartex" xmlns:cx4="http://schemas.microsoft.com/office/drawing/2016/5/10/chartex" xmlns:cx5="http://schemas.microsoft.com/office/drawing/2016/5/11/chartex" xmlns:cx6="http://schemas.microsoft.com/office/drawing/2016/5/12/chartex" xmlns:cx7="http://schemas.microsoft.com/office/drawing/2016/5/13/chartex" xmlns:cx8="http://schemas.microsoft.com/office/drawing/2016/5/14/chartex" xmlns:mc="http://schemas.openxmlformats.org/markup-compatibility/2006" xmlns:aink="http://schemas.microsoft.com/office/drawing/2016/ink" xmlns:am3d="http://schemas.microsoft.com/office/drawing/2017/model3d" xmlns:o="urn:schemas-microsoft-com:office:office" xmlns:oel="http://schemas.microsoft.com/office/2019/extlst" xmlns:r="http://schemas.openxmlformats.org/officeDocument/2006/relationships" xmlns:m="http://schemas.openxmlformats.org/officeDocument/2006/math" xmlns:v="urn:schemas-microsoft-com:vml" xmlns:wp14="http://schemas.microsoft.com/office/word/2010/wordprocessingDrawing" xmlns:wp="http://schemas.openxmlformats.org/drawingml/2006/wordprocessingDrawing" xmlns:w10="urn:schemas-microsoft-com:office:word" xmlns:w="http://schemas.openxmlformats.org/wordprocessingml/2006/main" xmlns:w14="http://schemas.microsoft.com/office/word/2010/wordml" xmlns:w15="http://schemas.microsoft.com/office/word/2012/wordml" xmlns:w16cex="http://schemas.microsoft.com/office/word/2018/wordml/cex" xmlns:w16cid="http://schemas.microsoft.com/office/word/2016/wordml/cid" xmlns:w16="http://schemas.microsoft.com/office/word/2018/wordml" xmlns:w16du="http://schemas.microsoft.com/office/word/2023/wordml/word16du" xmlns:w16sdtdh="http://schemas.microsoft.com/office/word/2020/wordml/sdtdatahash" xmlns:w16sdtfl="http://schemas.microsoft.com/office/word/2024/wordml/sdtformatlock" xmlns:w16se="http://schemas.microsoft.com/office/word/2015/wordml/symex" xmlns:wpg="http://schemas.microsoft.com/office/word/2010/wordprocessingGroup" xmlns:wpi="http://schemas.microsoft.com/office/word/2010/wordprocessingInk" xmlns:wne="http://schemas.microsoft.com/office/word/2006/wordml" xmlns:wps="http://schemas.microsoft.com/office/word/2010/wordprocessingShape" mc:Ignorable="w14 w15 w16se w16cid w16 w16cex w16sdtdh w16sdtfl w16du wp14">
+<w:footnotes xmlns:wpc="http://schemas.microsoft.com/office/word/2010/wordprocessingCanvas" xmlns:cx="http://schemas.microsoft.com/office/drawing/2014/chartex" xmlns:cx1="http://schemas.microsoft.com/office/drawing/2015/9/8/chartex" xmlns:cx2="http://schemas.microsoft.com/office/drawing/2015/10/21/chartex" xmlns:cx3="http://schemas.microsoft.com/office/drawing/2016/5/9/chartex" xmlns:cx4="http://schemas.microsoft.com/office/drawing/2016/5/10/chartex" xmlns:cx5="http://schemas.microsoft.com/office/drawing/2016/5/11/chartex" xmlns:cx6="http://schemas.microsoft.com/office/drawing/2016/5/12/chartex" xmlns:cx7="http://schemas.microsoft.com/office/drawing/2016/5/13/chartex" xmlns:cx8="http://schemas.microsoft.com/office/drawing/2016/5/14/chartex" xmlns:mc="http://schemas.openxmlformats.org/markup-compatibility/2006" xmlns:aink="http://schemas.microsoft.com/office/drawing/2016/ink" xmlns:am3d="http://schemas.microsoft.com/office/drawing/2017/model3d" xmlns:o="urn:schemas-microsoft-com:office:office" xmlns:oel="http://schemas.microsoft.com/office/2019/extlst" xmlns:r="http://schemas.openxmlformats.org/officeDocument/2006/relationships" xmlns:m="http://schemas.openxmlformats.org/officeDocument/2006/math" xmlns:v="urn:schemas-microsoft-com:vml" xmlns:wp14="http://schemas.microsoft.com/office/word/2010/wordprocessingDrawing" xmlns:wp="http://schemas.openxmlformats.org/drawingml/2006/wordprocessingDrawing" xmlns:w10="urn:schemas-microsoft-com:office:word" xmlns:w="http://schemas.openxmlformats.org/wordprocessingml/2006/main" xmlns:w14="http://schemas.microsoft.com/office/word/2010/wordml" xmlns:w15="http://schemas.microsoft.com/office/word/2012/wordml" xmlns:w16cei="http://schemas.microsoft.com/office/word/2026/wordml/cei" xmlns:w16cex="http://schemas.microsoft.com/office/word/2018/wordml/cex" xmlns:w16cid="http://schemas.microsoft.com/office/word/2016/wordml/cid" xmlns:w16="http://schemas.microsoft.com/office/word/2018/wordml" xmlns:w16du="http://schemas.microsoft.com/office/word/2023/wordml/word16du" xmlns:w16sdtdh="http://schemas.microsoft.com/office/word/2020/wordml/sdtdatahash" xmlns:w16sdtfl="http://schemas.microsoft.com/office/word/2024/wordml/sdtformatlock" xmlns:w16se="http://schemas.microsoft.com/office/word/2015/wordml/symex" xmlns:wpg="http://schemas.microsoft.com/office/word/2010/wordprocessingGroup" xmlns:wpi="http://schemas.microsoft.com/office/word/2010/wordprocessingInk" xmlns:wne="http://schemas.microsoft.com/office/word/2006/wordml" xmlns:wps="http://schemas.microsoft.com/office/word/2010/wordprocessingShape" mc:Ignorable="w14 w15 w16se w16cid w16 w16cex w16sdtdh w16sdtfl w16du wp14">
   <w:footnote w:type="separator" w:id="-1">
     <w:p>
       <w:pPr>
@@ -10592,7 +10583,7 @@
 </file>
 
 <file path=word/header1.xml><?xml version="1.0" encoding="utf-8"?>
-<w:hdr xmlns:wpc="http://schemas.microsoft.com/office/word/2010/wordprocessingCanvas" xmlns:cx="http://schemas.microsoft.com/office/drawing/2014/chartex" xmlns:cx1="http://schemas.microsoft.com/office/drawing/2015/9/8/chartex" xmlns:cx2="http://schemas.microsoft.com/office/drawing/2015/10/21/chartex" xmlns:cx3="http://schemas.microsoft.com/office/drawing/2016/5/9/chartex" xmlns:cx4="http://schemas.microsoft.com/office/drawing/2016/5/10/chartex" xmlns:cx5="http://schemas.microsoft.com/office/drawing/2016/5/11/chartex" xmlns:cx6="http://schemas.microsoft.com/office/drawing/2016/5/12/chartex" xmlns:cx7="http://schemas.microsoft.com/office/drawing/2016/5/13/chartex" xmlns:cx8="http://schemas.microsoft.com/office/drawing/2016/5/14/chartex" xmlns:mc="http://schemas.openxmlformats.org/markup-compatibility/2006" xmlns:aink="http://schemas.microsoft.com/office/drawing/2016/ink" xmlns:am3d="http://schemas.microsoft.com/office/drawing/2017/model3d" xmlns:o="urn:schemas-microsoft-com:office:office" xmlns:oel="http://schemas.microsoft.com/office/2019/extlst" xmlns:r="http://schemas.openxmlformats.org/officeDocument/2006/relationships" xmlns:m="http://schemas.openxmlformats.org/officeDocument/2006/math" xmlns:v="urn:schemas-microsoft-com:vml" xmlns:wp14="http://schemas.microsoft.com/office/word/2010/wordprocessingDrawing" xmlns:wp="http://schemas.openxmlformats.org/drawingml/2006/wordprocessingDrawing" xmlns:w10="urn:schemas-microsoft-com:office:word" xmlns:w="http://schemas.openxmlformats.org/wordprocessingml/2006/main" xmlns:w14="http://schemas.microsoft.com/office/word/2010/wordml" xmlns:w15="http://schemas.microsoft.com/office/word/2012/wordml" xmlns:w16cex="http://schemas.microsoft.com/office/word/2018/wordml/cex" xmlns:w16cid="http://schemas.microsoft.com/office/word/2016/wordml/cid" xmlns:w16="http://schemas.microsoft.com/office/word/2018/wordml" xmlns:w16du="http://schemas.microsoft.com/office/word/2023/wordml/word16du" xmlns:w16sdtdh="http://schemas.microsoft.com/office/word/2020/wordml/sdtdatahash" xmlns:w16sdtfl="http://schemas.microsoft.com/office/word/2024/wordml/sdtformatlock" xmlns:w16se="http://schemas.microsoft.com/office/word/2015/wordml/symex" xmlns:wpg="http://schemas.microsoft.com/office/word/2010/wordprocessingGroup" xmlns:wpi="http://schemas.microsoft.com/office/word/2010/wordprocessingInk" xmlns:wne="http://schemas.microsoft.com/office/word/2006/wordml" xmlns:wps="http://schemas.microsoft.com/office/word/2010/wordprocessingShape" mc:Ignorable="w14 w15 w16se w16cid w16 w16cex w16sdtdh w16sdtfl w16du wp14">
+<w:hdr xmlns:wpc="http://schemas.microsoft.com/office/word/2010/wordprocessingCanvas" xmlns:cx="http://schemas.microsoft.com/office/drawing/2014/chartex" xmlns:cx1="http://schemas.microsoft.com/office/drawing/2015/9/8/chartex" xmlns:cx2="http://schemas.microsoft.com/office/drawing/2015/10/21/chartex" xmlns:cx3="http://schemas.microsoft.com/office/drawing/2016/5/9/chartex" xmlns:cx4="http://schemas.microsoft.com/office/drawing/2016/5/10/chartex" xmlns:cx5="http://schemas.microsoft.com/office/drawing/2016/5/11/chartex" xmlns:cx6="http://schemas.microsoft.com/office/drawing/2016/5/12/chartex" xmlns:cx7="http://schemas.microsoft.com/office/drawing/2016/5/13/chartex" xmlns:cx8="http://schemas.microsoft.com/office/drawing/2016/5/14/chartex" xmlns:mc="http://schemas.openxmlformats.org/markup-compatibility/2006" xmlns:aink="http://schemas.microsoft.com/office/drawing/2016/ink" xmlns:am3d="http://schemas.microsoft.com/office/drawing/2017/model3d" xmlns:o="urn:schemas-microsoft-com:office:office" xmlns:oel="http://schemas.microsoft.com/office/2019/extlst" xmlns:r="http://schemas.openxmlformats.org/officeDocument/2006/relationships" xmlns:m="http://schemas.openxmlformats.org/officeDocument/2006/math" xmlns:v="urn:schemas-microsoft-com:vml" xmlns:wp14="http://schemas.microsoft.com/office/word/2010/wordprocessingDrawing" xmlns:wp="http://schemas.openxmlformats.org/drawingml/2006/wordprocessingDrawing" xmlns:w10="urn:schemas-microsoft-com:office:word" xmlns:w="http://schemas.openxmlformats.org/wordprocessingml/2006/main" xmlns:w14="http://schemas.microsoft.com/office/word/2010/wordml" xmlns:w15="http://schemas.microsoft.com/office/word/2012/wordml" xmlns:w16cei="http://schemas.microsoft.com/office/word/2026/wordml/cei" xmlns:w16cex="http://schemas.microsoft.com/office/word/2018/wordml/cex" xmlns:w16cid="http://schemas.microsoft.com/office/word/2016/wordml/cid" xmlns:w16="http://schemas.microsoft.com/office/word/2018/wordml" xmlns:w16du="http://schemas.microsoft.com/office/word/2023/wordml/word16du" xmlns:w16sdtdh="http://schemas.microsoft.com/office/word/2020/wordml/sdtdatahash" xmlns:w16sdtfl="http://schemas.microsoft.com/office/word/2024/wordml/sdtformatlock" xmlns:w16se="http://schemas.microsoft.com/office/word/2015/wordml/symex" xmlns:wpg="http://schemas.microsoft.com/office/word/2010/wordprocessingGroup" xmlns:wpi="http://schemas.microsoft.com/office/word/2010/wordprocessingInk" xmlns:wne="http://schemas.microsoft.com/office/word/2006/wordml" xmlns:wps="http://schemas.microsoft.com/office/word/2010/wordprocessingShape" mc:Ignorable="w14 w15 w16se w16cid w16 w16cex w16sdtdh w16sdtfl w16du wp14">
   <w:p>
     <w:pPr>
       <w:pStyle w:val="Header"/>
@@ -11236,6 +11227,7 @@
   <w:style w:type="character" w:default="1" w:styleId="DefaultParagraphFont">
     <w:name w:val="Default Paragraph Font"/>
     <w:uiPriority w:val="1"/>
+    <w:semiHidden/>
     <w:unhideWhenUsed/>
   </w:style>
   <w:style w:type="table" w:default="1" w:styleId="TableNormal">
